--- a/Versions-html-and-docx/section_cuivres_v5.docx
+++ b/Versions-html-and-docx/section_cuivres_v5.docx
@@ -29731,7 +29731,7 @@
       <w:r>
         <w:drawing>
           <wp:inline xmlns:a="http://schemas.openxmlformats.org/drawingml/2006/main" xmlns:pic="http://schemas.openxmlformats.org/drawingml/2006/picture">
-            <wp:extent cx="5943600" cy="2938409"/>
+            <wp:extent cx="5943600" cy="2936347"/>
             <wp:docPr id="9" name="Picture 9"/>
             <wp:cNvGraphicFramePr>
               <a:graphicFrameLocks noChangeAspect="1"/>
@@ -29752,7 +29752,7 @@
                   <pic:spPr>
                     <a:xfrm>
                       <a:off x="0" y="0"/>
-                      <a:ext cx="5943600" cy="2938409"/>
+                      <a:ext cx="5943600" cy="2936347"/>
                     </a:xfrm>
                     <a:prstGeom prst="rect"/>
                   </pic:spPr>

--- a/Versions-html-and-docx/section_cuivres_v5.docx
+++ b/Versions-html-and-docx/section_cuivres_v5.docx
@@ -29813,7 +29813,7 @@
       <w:r>
         <w:drawing>
           <wp:inline xmlns:a="http://schemas.openxmlformats.org/drawingml/2006/main" xmlns:pic="http://schemas.openxmlformats.org/drawingml/2006/picture">
-            <wp:extent cx="5943600" cy="2942542"/>
+            <wp:extent cx="5943600" cy="2938409"/>
             <wp:docPr id="10" name="Picture 10"/>
             <wp:cNvGraphicFramePr>
               <a:graphicFrameLocks noChangeAspect="1"/>
@@ -29834,7 +29834,7 @@
                   <pic:spPr>
                     <a:xfrm>
                       <a:off x="0" y="0"/>
-                      <a:ext cx="5943600" cy="2942542"/>
+                      <a:ext cx="5943600" cy="2938409"/>
                     </a:xfrm>
                     <a:prstGeom prst="rect"/>
                   </pic:spPr>
